--- a/Job Hunt 2026/2026-07-18 - Discount Pro Home - Roofing & Home Improvement Sales/Job Description & Company Research - Discount Pro Home.docx
+++ b/Job Hunt 2026/2026-07-18 - Discount Pro Home - Roofing & Home Improvement Sales/Job Description & Company Research - Discount Pro Home.docx
@@ -44,7 +44,7 @@
         </w:rPr>
         <w:t xml:space="preserve">APPLY:  </w:t>
       </w:r>
-      <w:hyperlink w:history="1" r:id="rIdbk2m_dqm5ppaeqrzwkrnr">
+      <w:hyperlink w:history="1" r:id="rId1rtkazrl6epmcgwxppm3a">
         <w:r>
           <w:rPr>
             <w:rFonts w:ascii="Calibri" w:cs="Calibri" w:eastAsia="Calibri" w:hAnsi="Calibri"/>
@@ -1209,17 +1209,29 @@
     </w:p>
     <w:p>
       <w:pPr>
-        <w:spacing w:after="100" w:line="264"/>
-      </w:pPr>
-      <w:r>
-        <w:rPr>
-          <w:rFonts w:ascii="Calibri" w:cs="Calibri" w:eastAsia="Calibri" w:hAnsi="Calibri"/>
-          <w:color w:val="1A1A1A"/>
-          <w:sz w:val="21"/>
-          <w:szCs w:val="21"/>
-        </w:rPr>
-        <w:t xml:space="preserve">No Reddit threads mention Discount Pro Home or Discount Pro Roofing. A site:reddit.com search returned no Reddit pages at all.</w:t>
-      </w:r>
+        <w:spacing w:after="100"/>
+      </w:pPr>
+      <w:r>
+        <w:rPr>
+          <w:rFonts w:ascii="Calibri" w:cs="Calibri" w:eastAsia="Calibri" w:hAnsi="Calibri"/>
+          <w:color w:val="1A1A1A"/>
+          <w:sz w:val="21"/>
+          <w:szCs w:val="21"/>
+        </w:rPr>
+        <w:t xml:space="preserve">Reddit could not be searched for this sheet: Reddit blocks the automated search Claude uses. Open the link to read what people say there. </w:t>
+      </w:r>
+      <w:hyperlink w:history="1" r:id="rIdi-arm1ghstgvtkfc4gwmc">
+        <w:r>
+          <w:rPr>
+            <w:rFonts w:ascii="Calibri" w:cs="Calibri" w:eastAsia="Calibri" w:hAnsi="Calibri"/>
+            <w:color w:val="1A4D8F"/>
+            <w:sz w:val="21"/>
+            <w:szCs w:val="21"/>
+            <w:u w:val="single"/>
+          </w:rPr>
+          <w:t xml:space="preserve">Search Reddit for Discount Pro Home</w:t>
+        </w:r>
+      </w:hyperlink>
     </w:p>
     <w:p>
       <w:pPr>
@@ -1283,7 +1295,7 @@
         </w:rPr>
         <w:t xml:space="preserve"> </w:t>
       </w:r>
-      <w:hyperlink w:history="1" r:id="rIdnocqhlz2xpkysfpt9pquc">
+      <w:hyperlink w:history="1" r:id="rIdum3k6mb6n4j7vfzqccmwd">
         <w:r>
           <w:rPr>
             <w:rFonts w:ascii="Calibri" w:cs="Calibri" w:eastAsia="Calibri" w:hAnsi="Calibri"/>
@@ -1303,7 +1315,7 @@
         </w:rPr>
         <w:t xml:space="preserve"> </w:t>
       </w:r>
-      <w:hyperlink w:history="1" r:id="rIde5djdzpanm8x_ihd-4jf2">
+      <w:hyperlink w:history="1" r:id="rId9ocnmk3hattrlqabdmzin">
         <w:r>
           <w:rPr>
             <w:rFonts w:ascii="Calibri" w:cs="Calibri" w:eastAsia="Calibri" w:hAnsi="Calibri"/>
@@ -1342,7 +1354,7 @@
         </w:rPr>
         <w:t xml:space="preserve"> </w:t>
       </w:r>
-      <w:hyperlink w:history="1" r:id="rIdoansofsswul7t0mbotspu">
+      <w:hyperlink w:history="1" r:id="rId1g7iugeylizhskhclf5d6">
         <w:r>
           <w:rPr>
             <w:rFonts w:ascii="Calibri" w:cs="Calibri" w:eastAsia="Calibri" w:hAnsi="Calibri"/>
@@ -1362,7 +1374,7 @@
         </w:rPr>
         <w:t xml:space="preserve"> </w:t>
       </w:r>
-      <w:hyperlink w:history="1" r:id="rIdzsarsrnw4pdnaht-9xse3">
+      <w:hyperlink w:history="1" r:id="rIdpssuasglddwj2pqdnfzpf">
         <w:r>
           <w:rPr>
             <w:rFonts w:ascii="Calibri" w:cs="Calibri" w:eastAsia="Calibri" w:hAnsi="Calibri"/>
@@ -1401,7 +1413,7 @@
         </w:rPr>
         <w:t xml:space="preserve"> </w:t>
       </w:r>
-      <w:hyperlink w:history="1" r:id="rIdq6pwpekqrjt_tp9obgbv6">
+      <w:hyperlink w:history="1" r:id="rIdvfxk9wi4ol8blzvd-yg1r">
         <w:r>
           <w:rPr>
             <w:rFonts w:ascii="Calibri" w:cs="Calibri" w:eastAsia="Calibri" w:hAnsi="Calibri"/>
@@ -1421,7 +1433,7 @@
         </w:rPr>
         <w:t xml:space="preserve"> </w:t>
       </w:r>
-      <w:hyperlink w:history="1" r:id="rIda4vzx1fcxdgumihelukkq">
+      <w:hyperlink w:history="1" r:id="rIdhwqqiibztrsgeyk-jsbfg">
         <w:r>
           <w:rPr>
             <w:rFonts w:ascii="Calibri" w:cs="Calibri" w:eastAsia="Calibri" w:hAnsi="Calibri"/>
@@ -1460,7 +1472,7 @@
         </w:rPr>
         <w:t xml:space="preserve"> </w:t>
       </w:r>
-      <w:hyperlink w:history="1" r:id="rId28iqtezzlnfvslcejsnze">
+      <w:hyperlink w:history="1" r:id="rIddtiknwmqsgmlzax9hbehy">
         <w:r>
           <w:rPr>
             <w:rFonts w:ascii="Calibri" w:cs="Calibri" w:eastAsia="Calibri" w:hAnsi="Calibri"/>
@@ -1480,7 +1492,7 @@
         </w:rPr>
         <w:t xml:space="preserve"> </w:t>
       </w:r>
-      <w:hyperlink w:history="1" r:id="rIdzmfp9ggy6f7lrgntyr_wm">
+      <w:hyperlink w:history="1" r:id="rId2lgpbqpyvf8ciubpgzowa">
         <w:r>
           <w:rPr>
             <w:rFonts w:ascii="Calibri" w:cs="Calibri" w:eastAsia="Calibri" w:hAnsi="Calibri"/>
@@ -1519,7 +1531,7 @@
         </w:rPr>
         <w:t xml:space="preserve"> </w:t>
       </w:r>
-      <w:hyperlink w:history="1" r:id="rIdiovzaghxfbgncymimarup">
+      <w:hyperlink w:history="1" r:id="rIdvp44rfmmi8igdgddjawf_">
         <w:r>
           <w:rPr>
             <w:rFonts w:ascii="Calibri" w:cs="Calibri" w:eastAsia="Calibri" w:hAnsi="Calibri"/>
@@ -1539,7 +1551,7 @@
         </w:rPr>
         <w:t xml:space="preserve"> </w:t>
       </w:r>
-      <w:hyperlink w:history="1" r:id="rIdyql9-fizlr7unhxudcbzh">
+      <w:hyperlink w:history="1" r:id="rIdum60wzsdclsd3vhistiuu">
         <w:r>
           <w:rPr>
             <w:rFonts w:ascii="Calibri" w:cs="Calibri" w:eastAsia="Calibri" w:hAnsi="Calibri"/>
@@ -1594,7 +1606,7 @@
         </w:rPr>
         <w:t xml:space="preserve"> </w:t>
       </w:r>
-      <w:hyperlink w:history="1" r:id="rIdblfh0dgc_mj4msjpnafy0">
+      <w:hyperlink w:history="1" r:id="rIdkfqhrqeqxz5kejg8f2sic">
         <w:r>
           <w:rPr>
             <w:rFonts w:ascii="Calibri" w:cs="Calibri" w:eastAsia="Calibri" w:hAnsi="Calibri"/>
@@ -1614,7 +1626,7 @@
         </w:rPr>
         <w:t xml:space="preserve"> </w:t>
       </w:r>
-      <w:hyperlink w:history="1" r:id="rIdme_an2y8l2jy_zblqt9pi">
+      <w:hyperlink w:history="1" r:id="rIdck4nmkelakb1rmeqipk-l">
         <w:r>
           <w:rPr>
             <w:rFonts w:ascii="Calibri" w:cs="Calibri" w:eastAsia="Calibri" w:hAnsi="Calibri"/>
@@ -1653,7 +1665,7 @@
         </w:rPr>
         <w:t xml:space="preserve"> </w:t>
       </w:r>
-      <w:hyperlink w:history="1" r:id="rIdhyhciadtgxn5-epdwelmt">
+      <w:hyperlink w:history="1" r:id="rIdtetz3kh4qvab8wt-fjxzq">
         <w:r>
           <w:rPr>
             <w:rFonts w:ascii="Calibri" w:cs="Calibri" w:eastAsia="Calibri" w:hAnsi="Calibri"/>
@@ -1673,7 +1685,7 @@
         </w:rPr>
         <w:t xml:space="preserve"> </w:t>
       </w:r>
-      <w:hyperlink w:history="1" r:id="rIdch8_ybu5vlbsqsivy6_dk">
+      <w:hyperlink w:history="1" r:id="rIduybj-vhu6wejhpr-c62bn">
         <w:r>
           <w:rPr>
             <w:rFonts w:ascii="Calibri" w:cs="Calibri" w:eastAsia="Calibri" w:hAnsi="Calibri"/>
@@ -1712,7 +1724,7 @@
         </w:rPr>
         <w:t xml:space="preserve"> </w:t>
       </w:r>
-      <w:hyperlink w:history="1" r:id="rIdcfvpdnw1iij6f6hdfvndn">
+      <w:hyperlink w:history="1" r:id="rIduqhjzwsiks-2zzb4s-gj8">
         <w:r>
           <w:rPr>
             <w:rFonts w:ascii="Calibri" w:cs="Calibri" w:eastAsia="Calibri" w:hAnsi="Calibri"/>
@@ -1751,7 +1763,7 @@
         </w:rPr>
         <w:t xml:space="preserve"> </w:t>
       </w:r>
-      <w:hyperlink w:history="1" r:id="rIdlxdfexfoube7qbiwowo20">
+      <w:hyperlink w:history="1" r:id="rIdaebrizvgcfxtvsu3-sl4j">
         <w:r>
           <w:rPr>
             <w:rFonts w:ascii="Calibri" w:cs="Calibri" w:eastAsia="Calibri" w:hAnsi="Calibri"/>
@@ -1771,7 +1783,7 @@
         </w:rPr>
         <w:t xml:space="preserve"> </w:t>
       </w:r>
-      <w:hyperlink w:history="1" r:id="rIdwpgh6-j1ipvp7gftplx_b">
+      <w:hyperlink w:history="1" r:id="rIdmanjlxv6dpabdwnzoo500">
         <w:r>
           <w:rPr>
             <w:rFonts w:ascii="Calibri" w:cs="Calibri" w:eastAsia="Calibri" w:hAnsi="Calibri"/>
@@ -1791,7 +1803,7 @@
         </w:rPr>
         <w:t xml:space="preserve"> </w:t>
       </w:r>
-      <w:hyperlink w:history="1" r:id="rId_tqucq1pxrmsbltof9z20">
+      <w:hyperlink w:history="1" r:id="rIdkkf8yb3s5hnydp4uh8ghr">
         <w:r>
           <w:rPr>
             <w:rFonts w:ascii="Calibri" w:cs="Calibri" w:eastAsia="Calibri" w:hAnsi="Calibri"/>
@@ -1830,7 +1842,7 @@
         </w:rPr>
         <w:t xml:space="preserve"> </w:t>
       </w:r>
-      <w:hyperlink w:history="1" r:id="rIdl269dsxyxilepx7iz_izw">
+      <w:hyperlink w:history="1" r:id="rIdfmwiaia-4faorfa1y9q78">
         <w:r>
           <w:rPr>
             <w:rFonts w:ascii="Calibri" w:cs="Calibri" w:eastAsia="Calibri" w:hAnsi="Calibri"/>
@@ -1850,7 +1862,7 @@
         </w:rPr>
         <w:t xml:space="preserve"> </w:t>
       </w:r>
-      <w:hyperlink w:history="1" r:id="rId2daz7oco96lujksjlizkn">
+      <w:hyperlink w:history="1" r:id="rIddtr28_k78r0tr7onj_8zl">
         <w:r>
           <w:rPr>
             <w:rFonts w:ascii="Calibri" w:cs="Calibri" w:eastAsia="Calibri" w:hAnsi="Calibri"/>
@@ -1889,7 +1901,7 @@
         </w:rPr>
         <w:t xml:space="preserve"> </w:t>
       </w:r>
-      <w:hyperlink w:history="1" r:id="rIdbptl-9it1quxmec5c3ixj">
+      <w:hyperlink w:history="1" r:id="rIdr7q8-osf5gtezunxwsqlp">
         <w:r>
           <w:rPr>
             <w:rFonts w:ascii="Calibri" w:cs="Calibri" w:eastAsia="Calibri" w:hAnsi="Calibri"/>
@@ -1909,7 +1921,7 @@
         </w:rPr>
         <w:t xml:space="preserve"> </w:t>
       </w:r>
-      <w:hyperlink w:history="1" r:id="rId3hayoiaxx4j_n0cgem8gb">
+      <w:hyperlink w:history="1" r:id="rIdazg38buznow7nujgcpchf">
         <w:r>
           <w:rPr>
             <w:rFonts w:ascii="Calibri" w:cs="Calibri" w:eastAsia="Calibri" w:hAnsi="Calibri"/>
@@ -2090,7 +2102,7 @@
         </w:numPr>
         <w:spacing w:after="50" w:line="259"/>
       </w:pPr>
-      <w:hyperlink w:history="1" r:id="rId4kn-pt7kp7j1havgdapmd">
+      <w:hyperlink w:history="1" r:id="rId05v3ntkw6dx94jh9r7vlb">
         <w:r>
           <w:rPr>
             <w:rFonts w:ascii="Calibri" w:cs="Calibri" w:eastAsia="Calibri" w:hAnsi="Calibri"/>
@@ -2121,7 +2133,7 @@
         </w:numPr>
         <w:spacing w:after="50" w:line="259"/>
       </w:pPr>
-      <w:hyperlink w:history="1" r:id="rIdpcpcqxlkqb76mopv_jllj">
+      <w:hyperlink w:history="1" r:id="rIdl7vrykbe1wpshobilt2up">
         <w:r>
           <w:rPr>
             <w:rFonts w:ascii="Calibri" w:cs="Calibri" w:eastAsia="Calibri" w:hAnsi="Calibri"/>
@@ -2152,7 +2164,7 @@
         </w:numPr>
         <w:spacing w:after="50" w:line="259"/>
       </w:pPr>
-      <w:hyperlink w:history="1" r:id="rIdhrib0w90dwh4jjlkshrjp">
+      <w:hyperlink w:history="1" r:id="rIdvj-qa1fcabjzsdmojp-vq">
         <w:r>
           <w:rPr>
             <w:rFonts w:ascii="Calibri" w:cs="Calibri" w:eastAsia="Calibri" w:hAnsi="Calibri"/>
@@ -2183,7 +2195,7 @@
         </w:numPr>
         <w:spacing w:after="50" w:line="259"/>
       </w:pPr>
-      <w:hyperlink w:history="1" r:id="rIdvyrwkzx_msgo78qkykfdi">
+      <w:hyperlink w:history="1" r:id="rIdqcmwmcfj3vngaem8scbei">
         <w:r>
           <w:rPr>
             <w:rFonts w:ascii="Calibri" w:cs="Calibri" w:eastAsia="Calibri" w:hAnsi="Calibri"/>
@@ -2214,7 +2226,7 @@
         </w:numPr>
         <w:spacing w:after="50" w:line="259"/>
       </w:pPr>
-      <w:hyperlink w:history="1" r:id="rIdcbsuzvns1ipulussxbfll">
+      <w:hyperlink w:history="1" r:id="rId7u7osdxaouemd0u0iso1z">
         <w:r>
           <w:rPr>
             <w:rFonts w:ascii="Calibri" w:cs="Calibri" w:eastAsia="Calibri" w:hAnsi="Calibri"/>
@@ -2245,7 +2257,7 @@
         </w:numPr>
         <w:spacing w:after="50" w:line="259"/>
       </w:pPr>
-      <w:hyperlink w:history="1" r:id="rIdtqsguiwmdbq8bblk9and0">
+      <w:hyperlink w:history="1" r:id="rIdk1ga70d1dspppqh6f-dnp">
         <w:r>
           <w:rPr>
             <w:rFonts w:ascii="Calibri" w:cs="Calibri" w:eastAsia="Calibri" w:hAnsi="Calibri"/>
@@ -2276,7 +2288,7 @@
         </w:numPr>
         <w:spacing w:after="50" w:line="259"/>
       </w:pPr>
-      <w:hyperlink w:history="1" r:id="rIdn3ede-cx-d7pgwdyohdwb">
+      <w:hyperlink w:history="1" r:id="rIdsnksujf08qnewyzhpenr3">
         <w:r>
           <w:rPr>
             <w:rFonts w:ascii="Calibri" w:cs="Calibri" w:eastAsia="Calibri" w:hAnsi="Calibri"/>
@@ -2307,7 +2319,7 @@
         </w:numPr>
         <w:spacing w:after="50" w:line="259"/>
       </w:pPr>
-      <w:hyperlink w:history="1" r:id="rIdiittuq7nko092edplwopy">
+      <w:hyperlink w:history="1" r:id="rId_krkuveyslrvywthwdxqw">
         <w:r>
           <w:rPr>
             <w:rFonts w:ascii="Calibri" w:cs="Calibri" w:eastAsia="Calibri" w:hAnsi="Calibri"/>
@@ -2338,7 +2350,7 @@
         </w:numPr>
         <w:spacing w:after="50" w:line="259"/>
       </w:pPr>
-      <w:hyperlink w:history="1" r:id="rIdbf_dvbkcn5pdh1borlsve">
+      <w:hyperlink w:history="1" r:id="rId-h-53pmy9ze6jhalwo_9d">
         <w:r>
           <w:rPr>
             <w:rFonts w:ascii="Calibri" w:cs="Calibri" w:eastAsia="Calibri" w:hAnsi="Calibri"/>
@@ -2369,7 +2381,7 @@
         </w:numPr>
         <w:spacing w:after="50" w:line="259"/>
       </w:pPr>
-      <w:hyperlink w:history="1" r:id="rIdqnsxcsjhgecqqmszsgogv">
+      <w:hyperlink w:history="1" r:id="rIdwguwn8ruethfekwbe7rmq">
         <w:r>
           <w:rPr>
             <w:rFonts w:ascii="Calibri" w:cs="Calibri" w:eastAsia="Calibri" w:hAnsi="Calibri"/>
@@ -2400,7 +2412,7 @@
         </w:numPr>
         <w:spacing w:after="50" w:line="259"/>
       </w:pPr>
-      <w:hyperlink w:history="1" r:id="rIdbclgsqmqocxvrywnjyknc">
+      <w:hyperlink w:history="1" r:id="rId0d8hn9jw1k9cd1lchzhun">
         <w:r>
           <w:rPr>
             <w:rFonts w:ascii="Calibri" w:cs="Calibri" w:eastAsia="Calibri" w:hAnsi="Calibri"/>
@@ -2431,7 +2443,7 @@
         </w:numPr>
         <w:spacing w:after="50" w:line="259"/>
       </w:pPr>
-      <w:hyperlink w:history="1" r:id="rIdtep7i8k9yy-mgaof9yvve">
+      <w:hyperlink w:history="1" r:id="rIdolm4cwlacyh7wk85zc9jd">
         <w:r>
           <w:rPr>
             <w:rFonts w:ascii="Calibri" w:cs="Calibri" w:eastAsia="Calibri" w:hAnsi="Calibri"/>
